--- a/Manual Testing/Кинопоиск/Тест-план Кинопоиск.docx
+++ b/Manual Testing/Кинопоиск/Тест-план Кинопоиск.docx
@@ -961,7 +961,7 @@
           <w:szCs w:val="24"/>
           <w:lang w:val="ru-RU"/>
         </w:rPr>
-        <w:t>Юзабилити тестирование</w:t>
+        <w:t>Тестирование удобства пользования</w:t>
       </w:r>
     </w:p>
     <w:p>
@@ -1157,6 +1157,8 @@
           <w:szCs w:val="24"/>
         </w:rPr>
       </w:pPr>
+      <w:bookmarkStart w:id="0" w:name="_GoBack"/>
+      <w:bookmarkEnd w:id="0"/>
     </w:p>
     <w:p>
       <w:pPr>
@@ -1711,7 +1713,7 @@
           <w:rFonts w:ascii="Times New Roman" w:hAnsi="Times New Roman" w:cs="Times New Roman"/>
           <w:sz w:val="24"/>
           <w:szCs w:val="24"/>
-          <w:lang w:val="en-US"/>
+          <w:lang w:val="ru-RU"/>
         </w:rPr>
         <w:t>4</w:t>
       </w:r>
@@ -1764,12 +1766,10 @@
           <w:rFonts w:ascii="Times New Roman" w:hAnsi="Times New Roman" w:cs="Times New Roman"/>
           <w:sz w:val="24"/>
           <w:szCs w:val="24"/>
-          <w:lang w:val="en-US"/>
+          <w:lang w:val="ru-RU"/>
         </w:rPr>
         <w:t>4</w:t>
       </w:r>
-      <w:bookmarkStart w:id="0" w:name="_GoBack"/>
-      <w:bookmarkEnd w:id="0"/>
       <w:r>
         <w:rPr>
           <w:rFonts w:ascii="Times New Roman" w:hAnsi="Times New Roman" w:cs="Times New Roman"/>
